--- a/docs/word/03_Entrega_Final_Informe.docx
+++ b/docs/word/03_Entrega_Final_Informe.docx
@@ -590,7 +590,7 @@
     </w:p>
     <w:p>
       <w:r>
-        <w:t>El proyecto Bodega Norte entrega un sistema de inventario y ventas orientado a una bodega minorista. El producto permite visualizar indicadores, gestionar productos, revisar existencias, registrar ventas, identificar stock bajo y consultar reportes. La solución se presenta como MVP funcional y documentado, con una ruta de evolución hacia SQL Server, autenticación institucional y Watson Assistant.</w:t>
+        <w:t>El proyecto Bodega Norte entrega un sistema de inventario y ventas orientado a una bodega minorista. El producto permite visualizar indicadores, gestionar productos, revisar existencias, registrar ventas, identificar stock bajo y consultar reportes. La solución se presenta como MVP funcional y documentado, con arquitectura MVC estricta, ejecución local sobre SQL Server y una ruta de evolución hacia autenticación institucional y Watson Assistant.</w:t>
       </w:r>
     </w:p>
     <w:p>
@@ -1483,7 +1483,7 @@
                 <w:color w:val="222222"/>
                 <w:sz w:val="18"/>
               </w:rPr>
-              <w:t>Interfaz y lógica del MVP.</w:t>
+              <w:t>View React del MVP.</w:t>
             </w:r>
           </w:p>
         </w:tc>
@@ -1515,7 +1515,7 @@
                 <w:color w:val="222222"/>
                 <w:sz w:val="18"/>
               </w:rPr>
-              <w:t>Esquema de datos</w:t>
+              <w:t>Backend MVC</w:t>
             </w:r>
           </w:p>
         </w:tc>
@@ -1545,7 +1545,7 @@
                 <w:color w:val="222222"/>
                 <w:sz w:val="18"/>
               </w:rPr>
-              <w:t>database/schema.sql</w:t>
+              <w:t>backend/BodegaNorte.Api/</w:t>
             </w:r>
           </w:p>
         </w:tc>
@@ -1575,7 +1575,7 @@
                 <w:color w:val="222222"/>
                 <w:sz w:val="18"/>
               </w:rPr>
-              <w:t>Modelo base para SQL Server.</w:t>
+              <w:t>Controllers, Models, Services, Data y Views.</w:t>
             </w:r>
           </w:p>
         </w:tc>
@@ -1608,7 +1608,7 @@
                 <w:color w:val="222222"/>
                 <w:sz w:val="18"/>
               </w:rPr>
-              <w:t>Diagramas</w:t>
+              <w:t>Esquema de datos</w:t>
             </w:r>
           </w:p>
         </w:tc>
@@ -1639,6 +1639,99 @@
                 <w:color w:val="222222"/>
                 <w:sz w:val="18"/>
               </w:rPr>
+              <w:t>database/schema.sql</w:t>
+            </w:r>
+          </w:p>
+        </w:tc>
+        <w:tc>
+          <w:tcPr>
+            <w:tcW w:type="dxa" w:w="2880"/>
+            <w:shd w:fill="F7F9FB"/>
+            <w:tcBorders>
+              <w:top w:val="single" w:sz="4" w:space="0" w:color="D9D9D9"/>
+              <w:left w:val="single" w:sz="4" w:space="0" w:color="D9D9D9"/>
+              <w:bottom w:val="single" w:sz="4" w:space="0" w:color="D9D9D9"/>
+              <w:right w:val="single" w:sz="4" w:space="0" w:color="D9D9D9"/>
+              <w:insideH w:val="single" w:sz="4" w:space="0" w:color="D9D9D9"/>
+              <w:insideV w:val="single" w:sz="4" w:space="0" w:color="D9D9D9"/>
+            </w:tcBorders>
+            <w:tcMar>
+              <w:top w:w="80" w:type="dxa"/>
+              <w:start w:w="100" w:type="dxa"/>
+              <w:bottom w:w="80" w:type="dxa"/>
+              <w:end w:w="100" w:type="dxa"/>
+            </w:tcMar>
+            <w:vAlign w:val="center"/>
+          </w:tcPr>
+          <w:p>
+            <w:r>
+              <w:rPr>
+                <w:rFonts w:ascii="Arial" w:hAnsi="Arial"/>
+                <w:color w:val="222222"/>
+                <w:sz w:val="18"/>
+              </w:rPr>
+              <w:t>Modelo ejecutable para SQL Server LocalDB.</w:t>
+            </w:r>
+          </w:p>
+        </w:tc>
+      </w:tr>
+      <w:tr>
+        <w:tc>
+          <w:tcPr>
+            <w:tcW w:type="dxa" w:w="2880"/>
+            <w:tcBorders>
+              <w:top w:val="single" w:sz="4" w:space="0" w:color="D9D9D9"/>
+              <w:left w:val="single" w:sz="4" w:space="0" w:color="D9D9D9"/>
+              <w:bottom w:val="single" w:sz="4" w:space="0" w:color="D9D9D9"/>
+              <w:right w:val="single" w:sz="4" w:space="0" w:color="D9D9D9"/>
+              <w:insideH w:val="single" w:sz="4" w:space="0" w:color="D9D9D9"/>
+              <w:insideV w:val="single" w:sz="4" w:space="0" w:color="D9D9D9"/>
+            </w:tcBorders>
+            <w:tcMar>
+              <w:top w:w="80" w:type="dxa"/>
+              <w:start w:w="100" w:type="dxa"/>
+              <w:bottom w:w="80" w:type="dxa"/>
+              <w:end w:w="100" w:type="dxa"/>
+            </w:tcMar>
+            <w:vAlign w:val="center"/>
+          </w:tcPr>
+          <w:p>
+            <w:r>
+              <w:rPr>
+                <w:rFonts w:ascii="Arial" w:hAnsi="Arial"/>
+                <w:color w:val="222222"/>
+                <w:sz w:val="18"/>
+              </w:rPr>
+              <w:t>Diagramas</w:t>
+            </w:r>
+          </w:p>
+        </w:tc>
+        <w:tc>
+          <w:tcPr>
+            <w:tcW w:type="dxa" w:w="2880"/>
+            <w:tcBorders>
+              <w:top w:val="single" w:sz="4" w:space="0" w:color="D9D9D9"/>
+              <w:left w:val="single" w:sz="4" w:space="0" w:color="D9D9D9"/>
+              <w:bottom w:val="single" w:sz="4" w:space="0" w:color="D9D9D9"/>
+              <w:right w:val="single" w:sz="4" w:space="0" w:color="D9D9D9"/>
+              <w:insideH w:val="single" w:sz="4" w:space="0" w:color="D9D9D9"/>
+              <w:insideV w:val="single" w:sz="4" w:space="0" w:color="D9D9D9"/>
+            </w:tcBorders>
+            <w:tcMar>
+              <w:top w:w="80" w:type="dxa"/>
+              <w:start w:w="100" w:type="dxa"/>
+              <w:bottom w:w="80" w:type="dxa"/>
+              <w:end w:w="100" w:type="dxa"/>
+            </w:tcMar>
+            <w:vAlign w:val="center"/>
+          </w:tcPr>
+          <w:p>
+            <w:r>
+              <w:rPr>
+                <w:rFonts w:ascii="Arial" w:hAnsi="Arial"/>
+                <w:color w:val="222222"/>
+                <w:sz w:val="18"/>
+              </w:rPr>
               <w:t>docs/diagramas/</w:t>
             </w:r>
           </w:p>
@@ -1646,7 +1739,6 @@
         <w:tc>
           <w:tcPr>
             <w:tcW w:type="dxa" w:w="2880"/>
-            <w:shd w:fill="F7F9FB"/>
             <w:tcBorders>
               <w:top w:val="single" w:sz="4" w:space="0" w:color="D9D9D9"/>
               <w:left w:val="single" w:sz="4" w:space="0" w:color="D9D9D9"/>
@@ -1679,6 +1771,7 @@
         <w:tc>
           <w:tcPr>
             <w:tcW w:type="dxa" w:w="2880"/>
+            <w:shd w:fill="F7F9FB"/>
             <w:tcBorders>
               <w:top w:val="single" w:sz="4" w:space="0" w:color="D9D9D9"/>
               <w:left w:val="single" w:sz="4" w:space="0" w:color="D9D9D9"/>
@@ -1709,6 +1802,7 @@
         <w:tc>
           <w:tcPr>
             <w:tcW w:type="dxa" w:w="2880"/>
+            <w:shd w:fill="F7F9FB"/>
             <w:tcBorders>
               <w:top w:val="single" w:sz="4" w:space="0" w:color="D9D9D9"/>
               <w:left w:val="single" w:sz="4" w:space="0" w:color="D9D9D9"/>
@@ -1739,6 +1833,7 @@
         <w:tc>
           <w:tcPr>
             <w:tcW w:type="dxa" w:w="2880"/>
+            <w:shd w:fill="F7F9FB"/>
             <w:tcBorders>
               <w:top w:val="single" w:sz="4" w:space="0" w:color="D9D9D9"/>
               <w:left w:val="single" w:sz="4" w:space="0" w:color="D9D9D9"/>
@@ -1771,7 +1866,6 @@
         <w:tc>
           <w:tcPr>
             <w:tcW w:type="dxa" w:w="2880"/>
-            <w:shd w:fill="F7F9FB"/>
             <w:tcBorders>
               <w:top w:val="single" w:sz="4" w:space="0" w:color="D9D9D9"/>
               <w:left w:val="single" w:sz="4" w:space="0" w:color="D9D9D9"/>
@@ -1802,7 +1896,6 @@
         <w:tc>
           <w:tcPr>
             <w:tcW w:type="dxa" w:w="2880"/>
-            <w:shd w:fill="F7F9FB"/>
             <w:tcBorders>
               <w:top w:val="single" w:sz="4" w:space="0" w:color="D9D9D9"/>
               <w:left w:val="single" w:sz="4" w:space="0" w:color="D9D9D9"/>
@@ -1833,7 +1926,6 @@
         <w:tc>
           <w:tcPr>
             <w:tcW w:type="dxa" w:w="2880"/>
-            <w:shd w:fill="F7F9FB"/>
             <w:tcBorders>
               <w:top w:val="single" w:sz="4" w:space="0" w:color="D9D9D9"/>
               <w:left w:val="single" w:sz="4" w:space="0" w:color="D9D9D9"/>
@@ -1866,6 +1958,7 @@
         <w:tc>
           <w:tcPr>
             <w:tcW w:type="dxa" w:w="2880"/>
+            <w:shd w:fill="F7F9FB"/>
             <w:tcBorders>
               <w:top w:val="single" w:sz="4" w:space="0" w:color="D9D9D9"/>
               <w:left w:val="single" w:sz="4" w:space="0" w:color="D9D9D9"/>
@@ -1896,6 +1989,7 @@
         <w:tc>
           <w:tcPr>
             <w:tcW w:type="dxa" w:w="2880"/>
+            <w:shd w:fill="F7F9FB"/>
             <w:tcBorders>
               <w:top w:val="single" w:sz="4" w:space="0" w:color="D9D9D9"/>
               <w:left w:val="single" w:sz="4" w:space="0" w:color="D9D9D9"/>
@@ -1926,6 +2020,7 @@
         <w:tc>
           <w:tcPr>
             <w:tcW w:type="dxa" w:w="2880"/>
+            <w:shd w:fill="F7F9FB"/>
             <w:tcBorders>
               <w:top w:val="single" w:sz="4" w:space="0" w:color="D9D9D9"/>
               <w:left w:val="single" w:sz="4" w:space="0" w:color="D9D9D9"/>
@@ -1966,7 +2061,7 @@
     </w:p>
     <w:p>
       <w:r>
-        <w:t>La arquitectura separa presentación, estado y persistencia. En el MVP, los datos se guardan en localStorage para facilitar la demostración; el esquema SQL Server, las relaciones y los procedimientos previstos se documentan como base de una siguiente iteración.</w:t>
+        <w:t>La arquitectura aplica MVC estrictamente. La View React solicita operaciones a los Controllers; BodegaService valida el caso de uso; Models/Contracts.cs define los datos y BodegaRepository ejecuta las consultas y transacciones en SQL Server LocalDB. El modo demo usa localStorage únicamente como alternativa de ejecución sin servidor.</w:t>
       </w:r>
     </w:p>
     <w:tbl>
@@ -2719,7 +2814,7 @@
         <w:pStyle w:val="ListNumber"/>
       </w:pPr>
       <w:r>
-        <w:t>La base técnica queda preparada para migrar de almacenamiento local a una arquitectura multiusuario con SQL Server.</w:t>
+        <w:t>La arquitectura MVC estricta separa vista, controladores y modelo, y permite mantener el flujo principal mientras se agregan autenticación, auditoría y nuevos módulos.</w:t>
       </w:r>
     </w:p>
     <w:p>
@@ -3213,7 +3308,7 @@
                 <w:color w:val="222222"/>
                 <w:sz w:val="18"/>
               </w:rPr>
-              <w:t>Motor de base de datos previsto para persistencia multiusuario.</w:t>
+              <w:t>Motor de base de datos utilizado por el modelo MVC local.</w:t>
             </w:r>
           </w:p>
         </w:tc>

--- a/docs/word/03_Entrega_Final_Informe.docx
+++ b/docs/word/03_Entrega_Final_Informe.docx
@@ -3384,7 +3384,7 @@
           <w:color w:val="000000"/>
           <w:sz w:val="22"/>
         </w:rPr>
-        <w:t>Técnica: viable como prototipo con React, ASP.NET Core MVC y PostgreSQL en Supabase; la conexión remota del proyecto requiere configuración y validación. Operativa: los flujos son apropiados para demostración, pero no han sido aceptados por usuarios de una bodega real. Económica: no se calculó un costo de implementación ni se propone venta; el desarrollo usa herramientas y datos de demostración. Académica: el producto puede sustentarse con código, esquema, diagramas, manuales y una matriz de pruebas que distingue ejecuciones registradas de validaciones pendientes.</w:t>
+        <w:t>Técnica: viable como prototipo con React, ASP.NET Core MVC y PostgreSQL en Supabase; la conexión remota y la disponibilidad del backend están verificadas; las operaciones autenticadas requieren validación. Operativa: los flujos son apropiados para demostración, pero no han sido aceptados por usuarios de una bodega real. Económica: no se calculó un costo de implementación ni se propone venta; el desarrollo usa herramientas y datos de demostración. Académica: el producto puede sustentarse con código, esquema, diagramas, manuales y una matriz de pruebas que distingue ejecuciones registradas de validaciones pendientes.</w:t>
       </w:r>
     </w:p>
     <w:p>
@@ -6810,7 +6810,7 @@
               <a:graphicData uri="http://schemas.openxmlformats.org/drawingml/2006/picture">
                 <pic:pic>
                   <pic:nvPicPr>
-                    <pic:cNvPr id="0" name="tmp2ro6efxr.png"/>
+                    <pic:cNvPr id="0" name="tmpybo29g0f.png"/>
                     <pic:cNvPicPr/>
                   </pic:nvPicPr>
                   <pic:blipFill>
@@ -6868,7 +6868,7 @@
               <a:graphicData uri="http://schemas.openxmlformats.org/drawingml/2006/picture">
                 <pic:pic>
                   <pic:nvPicPr>
-                    <pic:cNvPr id="0" name="tmpra3bbep8.png"/>
+                    <pic:cNvPr id="0" name="tmpzwx1v64q.png"/>
                     <pic:cNvPicPr/>
                   </pic:nvPicPr>
                   <pic:blipFill>
@@ -8501,7 +8501,7 @@
           <w:color w:val="000000"/>
           <w:sz w:val="22"/>
         </w:rPr>
-        <w:t>El despliegue de producción requiere credenciales y configuración que no están incluidas. No se incorporan datos de estudiantes, clientes reales, claves ni firmas ficticias.</w:t>
+        <w:t>El backend Render está publicado y conectado a Supabase. Las credenciales están guardadas como configuración privada y no están incluidas en el paquete. No se incorporan datos de estudiantes, clientes reales, claves ni firmas ficticias.</w:t>
       </w:r>
     </w:p>
     <w:p>
@@ -8529,7 +8529,7 @@
           <w:color w:val="000000"/>
           <w:sz w:val="22"/>
         </w:rPr>
-        <w:t>1. El prototipo organiza los flujos principales de productos, inventario y ventas en una interfaz y un backend local; los datos incluidos son demostrativos.</w:t>
+        <w:t>1. El prototipo organiza los flujos principales de productos, inventario y ventas en una interfaz publicada y un backend compartido; los datos incluidos son demostrativos.</w:t>
       </w:r>
     </w:p>
     <w:p>
@@ -9935,7 +9935,7 @@
           <w:color w:val="000000"/>
           <w:sz w:val="22"/>
         </w:rPr>
-        <w:t>Validación técnica: 18 pruebas locales aprobadas; frontend y .NET compilan, con cero errores y advertencias en .NET; Java compila. La revisión de navegador se realizó en modo demo. La conexión privada del backend, integración HTTP PostgreSQL, despliegue Render y aceptación del Grupo 10 están pendientes. La evidencia detallada está en docs/evidencias/validacion_tecnica_2026-10-04.md.</w:t>
+        <w:t>Validación técnica: 18 pruebas locales aprobadas y compilaciones correctas. Render está publicado y conectado a Supabase con TLS y certificado validado; /api/health/ready responde HTTP 200 y las rutas privadas rechazan acceso anónimo. GitHub Pages usa la API remota. Falta confirmar la cuenta inicial, probar operaciones autenticadas y registrar aceptación del Grupo 10. Evidencia: docs/evidencias/validacion_tecnica_2026-10-04.md.</w:t>
       </w:r>
     </w:p>
     <w:sectPr>

--- a/docs/word/03_Entrega_Final_Informe.docx
+++ b/docs/word/03_Entrega_Final_Informe.docx
@@ -70,7 +70,7 @@
           <w:color w:val="000000"/>
           <w:sz w:val="22"/>
         </w:rPr>
-        <w:t>Ciclo cuarto | Periodo 2026 | Semestre no consignado en los documentos recibidos</w:t>
+        <w:t>Ciclo cuarto | Periodo 2026 | Semestre por confirmar</w:t>
       </w:r>
     </w:p>
     <w:p>
@@ -97,7 +97,7 @@
           <w:color w:val="000000"/>
           <w:sz w:val="22"/>
         </w:rPr>
-        <w:t>Coordinador: Gonzalo Yoel Choque Becerra</w:t>
+        <w:t>Coordinador: Gonsalo Yoel Choque Becerra</w:t>
       </w:r>
     </w:p>
     <w:p>
@@ -117,7 +117,7 @@
           <w:color w:val="000000"/>
           <w:sz w:val="22"/>
         </w:rPr>
-        <w:t>Fecha de elaboración: 4 de octubre de 2026</w:t>
+        <w:t>Fecha de elaboración: 12 de octubre de 2026</w:t>
       </w:r>
     </w:p>
     <w:p>
@@ -142,7 +142,7 @@
           <w:color w:val="000000"/>
           <w:sz w:val="22"/>
         </w:rPr>
-        <w:t>1. Resumen</w:t>
+        <w:t>Resumen</w:t>
       </w:r>
     </w:p>
     <w:p>
@@ -152,7 +152,7 @@
           <w:color w:val="000000"/>
           <w:sz w:val="22"/>
         </w:rPr>
-        <w:t>Bodega Norte es un prototipo web académico para organizar productos, existencias y ventas de una bodega simulada. El paquete incluye una interfaz React, una alternativa de demostración con almacenamiento local y un backend ASP.NET Core MVC preparado para Supabase PostgreSQL. El alcance verificable comprende el catálogo, el punto de venta, el control de stock, los reportes CSV, el esquema de datos, los diagramas, la guía de instalación, el manual de usuario y los artefactos de gestión. No se presenta como una solución desplegada en una bodega real. La validación funcional del equipo y de un usuario de negocio queda registrada por separado de la compilación y de las pruebas técnicas ejecutadas.</w:t>
+        <w:t>Bodega Norte es un prototipo web académico para organizar productos, existencias y ventas de una bodega simulada. El paquete incluye una interfaz React, una alternativa de demostración con almacenamiento local y un backend ASP.NET Core MVC publicado y conectado a Supabase PostgreSQL. El alcance verificable comprende el catálogo, el punto de venta, el control de stock, los reportes CSV, el esquema de datos, los diagramas, la guía de instalación, el manual de usuario y los artefactos de gestión. No se presenta como una solución desplegada en una bodega real. La validación funcional del equipo y de un usuario de negocio queda registrada por separado de la compilación y de las pruebas técnicas ejecutadas.</w:t>
       </w:r>
     </w:p>
     <w:p>
@@ -167,7 +167,7 @@
           <w:color w:val="000000"/>
           <w:sz w:val="22"/>
         </w:rPr>
-        <w:t>2. Introducción</w:t>
+        <w:t>Introducción</w:t>
       </w:r>
     </w:p>
     <w:p>
@@ -193,6 +193,19 @@
     <w:p>
       <w:pPr>
         <w:pStyle w:val="Heading1"/>
+      </w:pPr>
+      <w:r>
+        <w:rPr>
+          <w:rFonts w:ascii="Arial" w:hAnsi="Arial" w:eastAsia="Arial"/>
+          <w:color w:val="000000"/>
+          <w:sz w:val="22"/>
+        </w:rPr>
+        <w:t>Capítulo I Diagnóstico del caso</w:t>
+      </w:r>
+    </w:p>
+    <w:p>
+      <w:pPr>
+        <w:pStyle w:val="Heading1"/>
         <w:keepNext/>
         <w:keepLines/>
       </w:pPr>
@@ -202,7 +215,7 @@
           <w:color w:val="000000"/>
           <w:sz w:val="22"/>
         </w:rPr>
-        <w:t>3. Diagnóstico del problema</w:t>
+        <w:t>Diagnóstico del problema</w:t>
       </w:r>
     </w:p>
     <w:p>
@@ -217,7 +230,7 @@
           <w:color w:val="000000"/>
           <w:sz w:val="22"/>
         </w:rPr>
-        <w:t>3.1 Contexto del caso</w:t>
+        <w:t>Contexto del caso</w:t>
       </w:r>
     </w:p>
     <w:p>
@@ -242,7 +255,7 @@
           <w:color w:val="000000"/>
           <w:sz w:val="22"/>
         </w:rPr>
-        <w:t>3.2 Análisis SEPTE</w:t>
+        <w:t>Análisis SEPTE</w:t>
       </w:r>
     </w:p>
     <w:p>
@@ -292,7 +305,7 @@
           <w:color w:val="000000"/>
           <w:sz w:val="22"/>
         </w:rPr>
-        <w:t>El Ministerio de la Producción reporta que las Mipyme representaron 99,3 % de las empresas formales del país en 2024; las microempresas fueron 2 201 422, equivalentes a 93,8 % del total formal. Estas cifras describen el contexto empresarial nacional y respaldan la pertinencia de estudiar herramientas de bajo costo para procesos de pequeños comercios, pero no prueban por sí mismas la situación de una bodega específica. [[FN1]]</w:t>
+        <w:t>El Ministerio de la Producción reporta que las Mipyme representaron 99,3 % de las empresas formales del país en 2024; las microempresas fueron 2 201 422, equivalentes a 93,8 % del total formal. Estas cifras describen el contexto empresarial nacional y respaldan la pertinencia de estudiar herramientas de bajo costo para procesos de pequeños comercios, pero no prueban por sí mismas la situación de una bodega específica. (PRODUCE, Las Mipyme en cifras 2024).</w:t>
       </w:r>
     </w:p>
     <w:p>
@@ -317,7 +330,7 @@
           <w:color w:val="000000"/>
           <w:sz w:val="22"/>
         </w:rPr>
-        <w:t>Si una aplicación de ventas llegara a tratar datos personales, el responsable tendría que cumplir la Ley N.° 29733 y su reglamento vigente, aprobado por el Decreto Supremo N.° 016-2024-JUS. La Autoridad Nacional de Protección de Datos Personales informó que el reglamento entró en vigor el 31 de marzo de 2025. El prototipo usa datos ficticios, incorpora autenticación y no mantiene un registro de clientes reales; antes de producción se deben definir finalidad, acceso, conservación y medidas de seguridad. [[FN2]]</w:t>
+        <w:t>Si una aplicación de ventas llegara a tratar datos personales, el responsable tendría que cumplir la Ley N.° 29733 y su reglamento vigente, aprobado por el Decreto Supremo N.° 016-2024-JUS. La Autoridad Nacional de Protección de Datos Personales informó que el reglamento entró en vigor el 31 de marzo de 2025. El prototipo usa datos ficticios, incorpora autenticación y no mantiene un registro de clientes reales; antes de producción se deben definir finalidad, acceso, conservación y medidas de seguridad. (ANPD, Nuevo Reglamento de Protección de Datos Personales).</w:t>
       </w:r>
     </w:p>
     <w:p>
@@ -342,7 +355,7 @@
           <w:color w:val="000000"/>
           <w:sz w:val="22"/>
         </w:rPr>
-        <w:t>El INEI publica indicadores de TIC en empresas desagregados por tamaño y actividad económica. Esta fuente permite contextualizar la adopción tecnológica, pero el proyecto no extrapola sus resultados a todas las bodegas ni presupone conexión continua a Internet. Por esa razón se mantiene una demo local y una ruta con backend MVC y Supabase PostgreSQL, que requieren configuraciones distintas. [[FN3]]</w:t>
+        <w:t>El INEI publica indicadores de TIC en empresas desagregados por tamaño y actividad económica. Esta fuente permite contextualizar la adopción tecnológica, pero el proyecto no extrapola sus resultados a todas las bodegas ni presupone conexión continua a Internet. Por esa razón se mantiene una demo local y una ruta con backend MVC y Supabase PostgreSQL, que requieren configuraciones distintas. (INEI, TIC en las empresas 2023).</w:t>
       </w:r>
     </w:p>
     <w:p>
@@ -367,7 +380,20 @@
           <w:color w:val="000000"/>
           <w:sz w:val="22"/>
         </w:rPr>
-        <w:t>El uso de computadoras y otros equipos puede generar residuos de aparatos eléctricos y electrónicos al final de su vida útil. El régimen especial peruano establece responsabilidades para su gestión y disposición. Para el caso de estudio se recomienda reutilizar equipos disponibles y entregar los equipos descartados a un sistema autorizado; el uso de registros digitales no se presenta como una reducción ambiental medida. [[FN4]]</w:t>
+        <w:t>El uso de computadoras y otros equipos puede generar residuos de aparatos eléctricos y electrónicos al final de su vida útil. El régimen especial peruano establece responsabilidades para su gestión y disposición. Para el caso de estudio se recomienda reutilizar equipos disponibles y entregar los equipos descartados a un sistema autorizado; el uso de registros digitales no se presenta como una reducción ambiental medida. (MINAM, Decreto Supremo 009-2019-MINAM).</w:t>
+      </w:r>
+    </w:p>
+    <w:p>
+      <w:pPr>
+        <w:pStyle w:val="Heading1"/>
+      </w:pPr>
+      <w:r>
+        <w:rPr>
+          <w:rFonts w:ascii="Arial" w:hAnsi="Arial" w:eastAsia="Arial"/>
+          <w:color w:val="000000"/>
+          <w:sz w:val="22"/>
+        </w:rPr>
+        <w:t>Capítulo II Propuesta y alcance</w:t>
       </w:r>
     </w:p>
     <w:p>
@@ -382,7 +408,7 @@
           <w:color w:val="000000"/>
           <w:sz w:val="22"/>
         </w:rPr>
-        <w:t>4. Objetivos</w:t>
+        <w:t>Objetivos</w:t>
       </w:r>
     </w:p>
     <w:p>
@@ -397,7 +423,7 @@
           <w:color w:val="000000"/>
           <w:sz w:val="22"/>
         </w:rPr>
-        <w:t>4.1 Objetivo general</w:t>
+        <w:t>Objetivo general</w:t>
       </w:r>
     </w:p>
     <w:p>
@@ -407,7 +433,7 @@
           <w:color w:val="000000"/>
           <w:sz w:val="22"/>
         </w:rPr>
-        <w:t>Desarrollar y documentar un prototipo web que centralice el catálogo, permita registrar ventas y actualice las existencias de Bodega Norte en un entorno demostrativo local.</w:t>
+        <w:t>Desarrollar y documentar un prototipo web que centralice el catálogo, permita registrar ventas y actualice las existencias de Bodega Norte en un entorno académico, con demo local y publicación compartida.</w:t>
       </w:r>
     </w:p>
     <w:p>
@@ -422,7 +448,7 @@
           <w:color w:val="000000"/>
           <w:sz w:val="22"/>
         </w:rPr>
-        <w:t>4.2 Objetivos SMART</w:t>
+        <w:t>Objetivos SMART</w:t>
       </w:r>
     </w:p>
     <w:tbl>
@@ -638,7 +664,7 @@
                 <w:color w:val="000000"/>
                 <w:sz w:val="22"/>
               </w:rPr>
-              <w:t>Al cierre del proyecto. Funcionalidad incluida; la aceptación de interfaz queda pendiente de registro del equipo.</w:t>
+              <w:t>Al cierre del proyecto. Catálogo de 12 productos demo incluido; alta, edición y archivo verificados.</w:t>
             </w:r>
           </w:p>
         </w:tc>
@@ -834,7 +860,7 @@
                 <w:color w:val="000000"/>
                 <w:sz w:val="22"/>
               </w:rPr>
-              <w:t>Al cierre del proyecto. Filtro y exportación incluidos; la validación visual del equipo queda pendiente.</w:t>
+              <w:t>Al cierre del proyecto. Filtro, CSV y vista móvil verificados técnicamente.</w:t>
             </w:r>
           </w:p>
         </w:tc>
@@ -863,7 +889,7 @@
           <w:color w:val="000000"/>
           <w:sz w:val="22"/>
         </w:rPr>
-        <w:t>5. Justificación del proyecto</w:t>
+        <w:t>Justificación del proyecto</w:t>
       </w:r>
     </w:p>
     <w:p>
@@ -888,7 +914,7 @@
           <w:color w:val="000000"/>
           <w:sz w:val="22"/>
         </w:rPr>
-        <w:t>5.1 Beneficiarios</w:t>
+        <w:t>Beneficiarios</w:t>
       </w:r>
     </w:p>
     <w:tbl>
@@ -1417,7 +1443,7 @@
           <w:color w:val="000000"/>
           <w:sz w:val="22"/>
         </w:rPr>
-        <w:t>5.2 Modelo Canvas</w:t>
+        <w:t>Modelo Canvas</w:t>
       </w:r>
     </w:p>
     <w:tbl>
@@ -1701,7 +1727,7 @@
                 <w:color w:val="000000"/>
                 <w:sz w:val="22"/>
               </w:rPr>
-              <w:t>Navegador en equipo local; posible despliegue futuro sujeto a configuración y seguridad.</w:t>
+              <w:t>Navegador en equipo local; GitHub Pages conectado al backend MVC en Render y Supabase.</w:t>
             </w:r>
           </w:p>
         </w:tc>
@@ -1768,7 +1794,7 @@
                 <w:color w:val="000000"/>
                 <w:sz w:val="22"/>
               </w:rPr>
-              <w:t>Uso guiado por módulos, manual y ayuda local de demostración.</w:t>
+              <w:t>Uso guiado por módulos, manual, ayuda local y Watson Assistant en español.</w:t>
             </w:r>
           </w:p>
         </w:tc>
@@ -2122,7 +2148,7 @@
           <w:color w:val="000000"/>
           <w:sz w:val="22"/>
         </w:rPr>
-        <w:t>6. Definición y alcance del proyecto</w:t>
+        <w:t>Definición y alcance del proyecto</w:t>
       </w:r>
     </w:p>
     <w:p>
@@ -2137,7 +2163,7 @@
           <w:color w:val="000000"/>
           <w:sz w:val="22"/>
         </w:rPr>
-        <w:t>6.1 Funcionamiento</w:t>
+        <w:t>Funcionamiento</w:t>
       </w:r>
     </w:p>
     <w:p>
@@ -2189,7 +2215,7 @@
           <w:color w:val="000000"/>
           <w:sz w:val="22"/>
         </w:rPr>
-        <w:t>4. El repositorio registra la venta y sus líneas y descuenta el stock dentro de una transacción serializable.</w:t>
+        <w:t>4. El repositorio registra la venta y sus líneas y descuenta el stock dentro de una transacción ReadCommitted con bloqueos de filas y control de reintentos.</w:t>
       </w:r>
     </w:p>
     <w:p>
@@ -2217,7 +2243,7 @@
           <w:color w:val="000000"/>
           <w:sz w:val="22"/>
         </w:rPr>
-        <w:t>6.2 Incluye</w:t>
+        <w:t>Incluye</w:t>
       </w:r>
     </w:p>
     <w:p>
@@ -2310,7 +2336,7 @@
           <w:color w:val="000000"/>
           <w:sz w:val="22"/>
         </w:rPr>
-        <w:t>6.3 Fuera del alcance</w:t>
+        <w:t>Fuera del alcance</w:t>
       </w:r>
     </w:p>
     <w:p>
@@ -2349,7 +2375,7 @@
           <w:color w:val="000000"/>
           <w:sz w:val="22"/>
         </w:rPr>
-        <w:t>Copias automatizadas y despliegue operativo aún no verificado. Autenticación, roles y auditoría sí se implementaron.</w:t>
+        <w:t>Copias programadas automáticas y operación real multiempresa. Se entregan respaldo manual y herramienta de recuperación en un esquema nuevo.</w:t>
       </w:r>
     </w:p>
     <w:p>
@@ -2362,7 +2388,7 @@
           <w:color w:val="000000"/>
           <w:sz w:val="22"/>
         </w:rPr>
-        <w:t>Conexión productiva con IBM Watson Assistant. Se entrega la especificación; la interfaz actual mantiene respuestas locales de demostración.</w:t>
+        <w:t>Uso permanente de IBM más allá del Trial gratuito de 30 días. La conexión real de ayuda está implementada; la ayuda local funciona de forma independiente.</w:t>
       </w:r>
     </w:p>
     <w:p>
@@ -2377,7 +2403,7 @@
           <w:color w:val="000000"/>
           <w:sz w:val="22"/>
         </w:rPr>
-        <w:t>6.4 Interesados</w:t>
+        <w:t>Interesados</w:t>
       </w:r>
     </w:p>
     <w:tbl>
@@ -2747,7 +2773,7 @@
           <w:color w:val="000000"/>
           <w:sz w:val="22"/>
         </w:rPr>
-        <w:t>6.5 Riesgos</w:t>
+        <w:t>Riesgos</w:t>
       </w:r>
     </w:p>
     <w:tbl>
@@ -3293,7 +3319,7 @@
                 <w:color w:val="000000"/>
                 <w:sz w:val="22"/>
               </w:rPr>
-              <w:t>Integración Watson sin credenciales o servicio configurado</w:t>
+              <w:t>Vencimiento del Trial de IBM o agotamiento de su cuota</w:t>
             </w:r>
           </w:p>
         </w:tc>
@@ -3355,7 +3381,7 @@
                 <w:color w:val="000000"/>
                 <w:sz w:val="22"/>
               </w:rPr>
-              <w:t>Mantener el contrato documentado y etiquetar la conexión como pendiente.</w:t>
+              <w:t>Conservar la ayuda local y el contenido exportable; no contratar planes de pago sin una decisión del titular.</w:t>
             </w:r>
           </w:p>
         </w:tc>
@@ -3374,7 +3400,7 @@
           <w:color w:val="000000"/>
           <w:sz w:val="22"/>
         </w:rPr>
-        <w:t>6.6 Viabilidad</w:t>
+        <w:t>Viabilidad</w:t>
       </w:r>
     </w:p>
     <w:p>
@@ -3384,7 +3410,7 @@
           <w:color w:val="000000"/>
           <w:sz w:val="22"/>
         </w:rPr>
-        <w:t>Técnica: viable como prototipo con React, ASP.NET Core MVC y PostgreSQL en Supabase; la conexión remota y la disponibilidad del backend están verificadas; las operaciones autenticadas requieren validación. Operativa: los flujos son apropiados para demostración, pero no han sido aceptados por usuarios de una bodega real. Económica: no se calculó un costo de implementación ni se propone venta; el desarrollo usa herramientas y datos de demostración. Académica: el producto puede sustentarse con código, esquema, diagramas, manuales y una matriz de pruebas que distingue ejecuciones registradas de validaciones pendientes.</w:t>
+        <w:t>Técnica: viable como prototipo con React, ASP.NET Core MVC y PostgreSQL en Supabase; la conexión remota y la disponibilidad del backend están verificadas; las operaciones de negocio fueron probadas en un esquema aislado con Auth simulado. Operativa: los flujos son apropiados para demostración, pero no han sido aceptados por usuarios de una bodega real. Económica: no se calculó un costo de implementación ni se propone venta; el desarrollo usa herramientas y datos de demostración. Académica: el producto puede sustentarse con código, esquema, diagramas, manuales y una matriz de pruebas que distingue ejecuciones registradas de validaciones pendientes.</w:t>
       </w:r>
     </w:p>
     <w:p>
@@ -3399,7 +3425,7 @@
           <w:color w:val="000000"/>
           <w:sz w:val="22"/>
         </w:rPr>
-        <w:t>6.7 Documentación entregada</w:t>
+        <w:t>Documentación entregada</w:t>
       </w:r>
     </w:p>
     <w:tbl>
@@ -4028,6 +4054,19 @@
     <w:p>
       <w:pPr>
         <w:pStyle w:val="Heading1"/>
+      </w:pPr>
+      <w:r>
+        <w:rPr>
+          <w:rFonts w:ascii="Arial" w:hAnsi="Arial" w:eastAsia="Arial"/>
+          <w:color w:val="000000"/>
+          <w:sz w:val="22"/>
+        </w:rPr>
+        <w:t>Capítulo III Gestión producto y recursos</w:t>
+      </w:r>
+    </w:p>
+    <w:p>
+      <w:pPr>
+        <w:pStyle w:val="Heading1"/>
         <w:keepNext/>
         <w:keepLines/>
       </w:pPr>
@@ -4037,7 +4076,7 @@
           <w:color w:val="000000"/>
           <w:sz w:val="22"/>
         </w:rPr>
-        <w:t>7. Productos y entregables</w:t>
+        <w:t>Productos y entregables</w:t>
       </w:r>
     </w:p>
     <w:tbl>
@@ -4321,7 +4360,7 @@
                 <w:color w:val="000000"/>
                 <w:sz w:val="22"/>
               </w:rPr>
-              <w:t>database/schema.sql, database/upgrade_operations.sql, database/seed.sql y database/README.md.</w:t>
+              <w:t>database/schema.sql, database/upgrade_operations.sql, database/seed.sql y 06_Guia_Instalacion.docx.</w:t>
             </w:r>
           </w:p>
         </w:tc>
@@ -4455,7 +4494,7 @@
                 <w:color w:val="000000"/>
                 <w:sz w:val="22"/>
               </w:rPr>
-              <w:t>docs/cronograma.md, docs/gestion/, docs/matriz_pruebas.md e integration/.</w:t>
+              <w:t>04_Cronograma.docx, 11_Backlog_Priorizado.docx, 12_Plan_Integracion_Continua.docx y 08_Matriz_Pruebas.docx e integration/.</w:t>
             </w:r>
           </w:p>
         </w:tc>
@@ -4541,7 +4580,7 @@
           <w:color w:val="000000"/>
           <w:sz w:val="22"/>
         </w:rPr>
-        <w:t>8. Planeamiento y control del proyecto</w:t>
+        <w:t>Planeamiento y control del proyecto</w:t>
       </w:r>
     </w:p>
     <w:p>
@@ -4556,7 +4595,7 @@
           <w:color w:val="000000"/>
           <w:sz w:val="22"/>
         </w:rPr>
-        <w:t>8.1 Organización del equipo</w:t>
+        <w:t>Organización del equipo</w:t>
       </w:r>
     </w:p>
     <w:p>
@@ -4566,7 +4605,7 @@
           <w:color w:val="000000"/>
           <w:sz w:val="22"/>
         </w:rPr>
-        <w:t>Gonzalo Yoel Choque Becerra figura como coordinador en la publicación del Grupo 10. El Entregable 1 del equipo asigna los roles de líder del proyecto, desarrollador frontend, responsable de base de datos y desarrollador backend. Esa distribución se usa para organizar el plan y la sustentación; no constituye un registro de tareas individuales realizadas.</w:t>
+        <w:t>Gonsalo Yoel Choque Becerra figura como coordinador en la publicación del Grupo 10. El Entregable 1 del equipo asigna los roles de líder del proyecto, desarrollador frontend, responsable de base de datos y desarrollador backend. Esa distribución se usa para organizar el plan y la sustentación; no constituye un registro de tareas individuales realizadas.</w:t>
       </w:r>
     </w:p>
     <w:tbl>
@@ -4751,7 +4790,7 @@
                 <w:color w:val="000000"/>
                 <w:sz w:val="22"/>
               </w:rPr>
-              <w:t>Gonzalo Yoel Choque Becerra</w:t>
+              <w:t>Gonsalo Yoel Choque Becerra</w:t>
             </w:r>
           </w:p>
         </w:tc>
@@ -5095,7 +5134,7 @@
           <w:color w:val="000000"/>
           <w:sz w:val="22"/>
         </w:rPr>
-        <w:t>8.2 Método de trabajo</w:t>
+        <w:t>Método de trabajo</w:t>
       </w:r>
     </w:p>
     <w:p>
@@ -5419,7 +5458,7 @@
                 <w:color w:val="000000"/>
                 <w:sz w:val="22"/>
               </w:rPr>
-              <w:t>Implementado en modo SQL; ver resultados técnicos en la matriz.</w:t>
+              <w:t>Implementado y verificado mediante HTTP y PostgreSQL en esquema aislado.</w:t>
             </w:r>
           </w:p>
         </w:tc>
@@ -5517,7 +5556,7 @@
                 <w:color w:val="000000"/>
                 <w:sz w:val="22"/>
               </w:rPr>
-              <w:t>Implementado en la interfaz de demostración.</w:t>
+              <w:t>Implementado; filtro y actualización de existencias verificados.</w:t>
             </w:r>
           </w:p>
         </w:tc>
@@ -5615,7 +5654,7 @@
                 <w:color w:val="000000"/>
                 <w:sz w:val="22"/>
               </w:rPr>
-              <w:t>Incluido en Reportes; pendiente de aceptación manual del equipo.</w:t>
+              <w:t>Descarga CSV y contenido verificados en navegador.</w:t>
             </w:r>
           </w:p>
         </w:tc>
@@ -5713,7 +5752,7 @@
                 <w:color w:val="000000"/>
                 <w:sz w:val="22"/>
               </w:rPr>
-              <w:t>Demo local; Watson no está conectado.</w:t>
+              <w:t>Ayuda local y conexión real Watson verificadas.</w:t>
             </w:r>
           </w:p>
         </w:tc>
@@ -5732,7 +5771,7 @@
           <w:color w:val="000000"/>
           <w:sz w:val="22"/>
         </w:rPr>
-        <w:t>8.3 Plan semanal y Gantt resumido</w:t>
+        <w:t>Plan semanal y Gantt resumido</w:t>
       </w:r>
     </w:p>
     <w:tbl>
@@ -6761,7 +6800,7 @@
           <w:color w:val="000000"/>
           <w:sz w:val="22"/>
         </w:rPr>
-        <w:t>9. Producto</w:t>
+        <w:t>Producto</w:t>
       </w:r>
     </w:p>
     <w:p>
@@ -6776,7 +6815,7 @@
           <w:color w:val="000000"/>
           <w:sz w:val="22"/>
         </w:rPr>
-        <w:t>9.1 Diagramas de análisis y diseño</w:t>
+        <w:t>Diagramas de análisis y diseño</w:t>
       </w:r>
     </w:p>
     <w:p>
@@ -6801,7 +6840,7 @@
         </w:rPr>
         <w:drawing>
           <wp:inline xmlns:a="http://schemas.openxmlformats.org/drawingml/2006/main" xmlns:pic="http://schemas.openxmlformats.org/drawingml/2006/picture">
-            <wp:extent cx="5577840" cy="2510028"/>
+            <wp:extent cx="5577840" cy="3207258"/>
             <wp:docPr id="1" name="Picture 1"/>
             <wp:cNvGraphicFramePr>
               <a:graphicFrameLocks noChangeAspect="1"/>
@@ -6810,7 +6849,7 @@
               <a:graphicData uri="http://schemas.openxmlformats.org/drawingml/2006/picture">
                 <pic:pic>
                   <pic:nvPicPr>
-                    <pic:cNvPr id="0" name="tmpybo29g0f.png"/>
+                    <pic:cNvPr id="0" name="tmpdakpa3_5.png"/>
                     <pic:cNvPicPr/>
                   </pic:nvPicPr>
                   <pic:blipFill>
@@ -6822,7 +6861,7 @@
                   <pic:spPr>
                     <a:xfrm>
                       <a:off x="0" y="0"/>
-                      <a:ext cx="5577840" cy="2510028"/>
+                      <a:ext cx="5577840" cy="3207258"/>
                     </a:xfrm>
                     <a:prstGeom prst="rect"/>
                   </pic:spPr>
@@ -6859,7 +6898,7 @@
         </w:rPr>
         <w:drawing>
           <wp:inline xmlns:a="http://schemas.openxmlformats.org/drawingml/2006/main" xmlns:pic="http://schemas.openxmlformats.org/drawingml/2006/picture">
-            <wp:extent cx="5577840" cy="6365300"/>
+            <wp:extent cx="5577840" cy="4299585"/>
             <wp:docPr id="2" name="Picture 2"/>
             <wp:cNvGraphicFramePr>
               <a:graphicFrameLocks noChangeAspect="1"/>
@@ -6868,7 +6907,7 @@
               <a:graphicData uri="http://schemas.openxmlformats.org/drawingml/2006/picture">
                 <pic:pic>
                   <pic:nvPicPr>
-                    <pic:cNvPr id="0" name="tmpzwx1v64q.png"/>
+                    <pic:cNvPr id="0" name="tmplxrxfua8.png"/>
                     <pic:cNvPicPr/>
                   </pic:nvPicPr>
                   <pic:blipFill>
@@ -6880,7 +6919,7 @@
                   <pic:spPr>
                     <a:xfrm>
                       <a:off x="0" y="0"/>
-                      <a:ext cx="5577840" cy="6365300"/>
+                      <a:ext cx="5577840" cy="4299585"/>
                     </a:xfrm>
                     <a:prstGeom prst="rect"/>
                   </pic:spPr>
@@ -7138,7 +7177,7 @@
           <w:color w:val="000000"/>
           <w:sz w:val="22"/>
         </w:rPr>
-        <w:t>9.2 Módulos, modelos y componentes</w:t>
+        <w:t>Módulos, modelos y componentes</w:t>
       </w:r>
     </w:p>
     <w:tbl>
@@ -7623,7 +7662,7 @@
                 <w:color w:val="000000"/>
                 <w:sz w:val="22"/>
               </w:rPr>
-              <w:t>Respuestas offline en interfaz. Watson Assistant se describe como integración pendiente.</w:t>
+              <w:t>Ayuda local de stock y ventas; Watson Assistant explica ocho tareas operativas en español mediante el backend autenticado.</w:t>
             </w:r>
           </w:p>
         </w:tc>
@@ -7690,7 +7729,7 @@
                 <w:color w:val="000000"/>
                 <w:sz w:val="22"/>
               </w:rPr>
-              <w:t>HomeController, ProductsController, SalesController, HealthController, BodegaService y BodegaRepository.</w:t>
+              <w:t>Controladores MVC, BodegaService, BodegaRepository, WatsonAssistantService y herramientas BodegaNorte.Tools.</w:t>
             </w:r>
           </w:p>
         </w:tc>
@@ -7709,7 +7748,7 @@
           <w:color w:val="000000"/>
           <w:sz w:val="22"/>
         </w:rPr>
-        <w:t>9.3 Archivos de creación y configuración</w:t>
+        <w:t>Archivos de creación y configuración</w:t>
       </w:r>
     </w:p>
     <w:p>
@@ -7722,7 +7761,7 @@
           <w:color w:val="000000"/>
           <w:sz w:val="22"/>
         </w:rPr>
-        <w:t>package.json, pnpm-lock.yaml y vite.config.js para construir la interfaz con npm.</w:t>
+        <w:t>package.json, pnpm-lock.yaml y vite.config.js para construir la interfaz con pnpm y el lockfile.</w:t>
       </w:r>
     </w:p>
     <w:p>
@@ -7774,7 +7813,7 @@
           <w:color w:val="000000"/>
           <w:sz w:val="22"/>
         </w:rPr>
-        <w:t>.github/workflows/ para compilación y publicación de la demo estática.</w:t>
+        <w:t>.github/workflows/ para compilación y publicación del frontend conectado a la API de Render.</w:t>
       </w:r>
     </w:p>
     <w:p>
@@ -7789,7 +7828,7 @@
           <w:color w:val="000000"/>
           <w:sz w:val="22"/>
         </w:rPr>
-        <w:t>9.4 Validación y estado de pruebas</w:t>
+        <w:t>Validación y estado de pruebas</w:t>
       </w:r>
     </w:p>
     <w:p>
@@ -8015,7 +8054,7 @@
                 <w:color w:val="000000"/>
                 <w:sz w:val="22"/>
               </w:rPr>
-              <w:t>Registro de npm run build.</w:t>
+              <w:t>Registro de pnpm run build:github y build:visualstudio.</w:t>
             </w:r>
           </w:p>
         </w:tc>
@@ -8180,7 +8219,7 @@
                 <w:color w:val="000000"/>
                 <w:sz w:val="22"/>
               </w:rPr>
-              <w:t>Pendiente para Supabase PostgreSQL</w:t>
+              <w:t>Aprobado en PostgreSQL aislado</w:t>
             </w:r>
           </w:p>
         </w:tc>
@@ -8211,7 +8250,7 @@
                 <w:color w:val="000000"/>
                 <w:sz w:val="22"/>
               </w:rPr>
-              <w:t>La prueba aprobada del paquete anterior fue sobre SQL Server y no valida esta migración.</w:t>
+              <w:t>Registro actual de BodegaNorte.Tools y ejecución Java HTTP en PostgreSQL; ver Anexo_Validacion_Final_Grupo10.docx.</w:t>
             </w:r>
           </w:p>
         </w:tc>
@@ -8278,7 +8317,7 @@
                 <w:color w:val="000000"/>
                 <w:sz w:val="22"/>
               </w:rPr>
-              <w:t>Pendiente para Supabase PostgreSQL</w:t>
+              <w:t>Aprobado en PostgreSQL aislado</w:t>
             </w:r>
           </w:p>
         </w:tc>
@@ -8309,7 +8348,7 @@
                 <w:color w:val="000000"/>
                 <w:sz w:val="22"/>
               </w:rPr>
-              <w:t>La prueba histórica SQL Server no valida esta migración.</w:t>
+              <w:t>Registro actual de BodegaNorte.Tools y ejecución Java HTTP en PostgreSQL; ver Anexo_Validacion_Final_Grupo10.docx.</w:t>
             </w:r>
           </w:p>
         </w:tc>
@@ -8376,7 +8415,7 @@
                 <w:color w:val="000000"/>
                 <w:sz w:val="22"/>
               </w:rPr>
-              <w:t>Pendiente de aceptación manual del equipo</w:t>
+              <w:t>Validación técnica de navegador aprobada</w:t>
             </w:r>
           </w:p>
         </w:tc>
@@ -8407,7 +8446,7 @@
                 <w:color w:val="000000"/>
                 <w:sz w:val="22"/>
               </w:rPr>
-              <w:t>Capturas en docs/evidencias/ como referencia visual.</w:t>
+              <w:t>Once recorridos de navegador, CSV descargado y revisión móvil; capturas a color en el anexo.</w:t>
             </w:r>
           </w:p>
         </w:tc>
@@ -8426,7 +8465,7 @@
           <w:color w:val="000000"/>
           <w:sz w:val="22"/>
         </w:rPr>
-        <w:t>10. Recursos</w:t>
+        <w:t>Recursos</w:t>
       </w:r>
     </w:p>
     <w:p>
@@ -8452,7 +8491,7 @@
           <w:color w:val="000000"/>
           <w:sz w:val="22"/>
         </w:rPr>
-        <w:t>Manual de usuario con los pasos para venta, inventario, productos y reportes.</w:t>
+        <w:t>Manual de usuario con venta, inventario, anulaciones, permisos, reportes, respaldo y asistentes.</w:t>
       </w:r>
     </w:p>
     <w:p>
@@ -8501,7 +8540,7 @@
           <w:color w:val="000000"/>
           <w:sz w:val="22"/>
         </w:rPr>
-        <w:t>El backend Render está publicado y conectado a Supabase. Las credenciales están guardadas como configuración privada y no están incluidas en el paquete. No se incorporan datos de estudiantes, clientes reales, claves ni firmas ficticias.</w:t>
+        <w:t>El frontend público está en https://jaguar009.github.io/efsr14908-bodega-norte/ y el backend MVC en https://bodega-norte-grupo10.onrender.com. Supabase y las credenciales IBM se configuran de forma privada. El paquete no contiene contraseñas, firmas ficticias ni registros de clientes reales.</w:t>
       </w:r>
     </w:p>
     <w:p>
@@ -8516,7 +8555,566 @@
           <w:color w:val="000000"/>
           <w:sz w:val="22"/>
         </w:rPr>
-        <w:t>11. Conclusiones</w:t>
+        <w:t>Validación final y publicación</w:t>
+      </w:r>
+    </w:p>
+    <w:p>
+      <w:r>
+        <w:rPr>
+          <w:rFonts w:ascii="Arial" w:hAnsi="Arial" w:eastAsia="Arial"/>
+          <w:color w:val="000000"/>
+          <w:sz w:val="22"/>
+        </w:rPr>
+        <w:t>Se implementaron Supabase Auth y permisos administrador/cajero, ajustes con motivo y control de versión, venta con identificador de reintento, anulaciones con devolución única de stock, historial y constancia interna, proveedores y configuración persistentes, auditoría y respaldo JSON. Los reportes usan fecha de Lima y detalles de venta; no se inventan costos históricos. Se añadió recuperación validada y conexión real Watson Assistant con límites de consulta.</w:t>
+      </w:r>
+    </w:p>
+    <w:p>
+      <w:r>
+        <w:rPr>
+          <w:rFonts w:ascii="Arial" w:hAnsi="Arial" w:eastAsia="Arial"/>
+          <w:color w:val="000000"/>
+          <w:sz w:val="22"/>
+        </w:rPr>
+        <w:t>Validación final al 11 de octubre de 2026: 25 pruebas locales, 17 casos de backend HTTP con PostgreSQL aislado, 11 recorridos de interfaz y 8 consultas contra IBM real aprobados. El programa Java se ejecutó contra el backend de prueba. Las respuestas de Supabase Auth e IBM de los 17 casos son fixtures locales; las 8 consultas IBM tienen registro independiente de conexión real. La base principal no cambió durante las pruebas. La aceptación por personas del Grupo 10 o una bodega real y las horas de asistencia no se certifican con estas pruebas. Evidencia detallada en Anexo_Validacion_Final_Grupo10.docx.</w:t>
+      </w:r>
+    </w:p>
+    <w:p>
+      <w:pPr>
+        <w:pStyle w:val="Heading1"/>
+        <w:keepNext/>
+        <w:keepLines/>
+      </w:pPr>
+      <w:r>
+        <w:rPr>
+          <w:rFonts w:ascii="Arial" w:hAnsi="Arial" w:eastAsia="Arial"/>
+          <w:color w:val="000000"/>
+          <w:sz w:val="22"/>
+        </w:rPr>
+        <w:t>Uso de Watson Assistant</w:t>
+      </w:r>
+    </w:p>
+    <w:p>
+      <w:r>
+        <w:rPr>
+          <w:rFonts w:ascii="Arial" w:hAnsi="Arial" w:eastAsia="Arial"/>
+          <w:color w:val="000000"/>
+          <w:sz w:val="22"/>
+        </w:rPr>
+        <w:t>Se creó la instancia Bodega Norte Grupo 10 en IBM Cloud, región Sídney, plan Trial gratuito. Assistant builder conserva ocho acciones en español y 32 ejemplos. La versión 1 se publicó en el entorno Live. El servidor intercambia la clave privada por un token IAM temporal y llama a la API v2; no envía registros de la base ni ejecuta operaciones a partir de las respuestas.</w:t>
+      </w:r>
+    </w:p>
+    <w:p>
+      <w:r>
+        <w:rPr>
+          <w:rFonts w:ascii="Arial" w:hAnsi="Arial" w:eastAsia="Arial"/>
+          <w:color w:val="000000"/>
+          <w:sz w:val="22"/>
+        </w:rPr>
+        <w:t>En Asistente, el usuario elige ayuda local o IBM Watson. La ayuda local calcula stock bajo y ventas del día. IBM explica cómo utilizar los módulos. Al vencer el Trial o fallar IBM, las funciones de inventario y venta siguen disponibles y se conserva la ayuda local. La instancia gratuita no se presenta como un servicio permanente.</w:t>
+      </w:r>
+    </w:p>
+    <w:tbl>
+      <w:tblPr>
+        <w:tblStyle w:val="TableGrid"/>
+        <w:tblW w:type="auto" w:w="0"/>
+        <w:jc w:val="center"/>
+        <w:tblLook w:firstColumn="1" w:firstRow="1" w:lastColumn="0" w:lastRow="0" w:noHBand="0" w:noVBand="1" w:val="04A0"/>
+      </w:tblPr>
+      <w:tblGrid>
+        <w:gridCol w:w="4320"/>
+        <w:gridCol w:w="4320"/>
+      </w:tblGrid>
+      <w:tr>
+        <w:trPr>
+          <w:cantSplit/>
+          <w:tblHeader w:val="true"/>
+        </w:trPr>
+        <w:tc>
+          <w:tcPr>
+            <w:tcW w:type="dxa" w:w="4320"/>
+            <w:shd w:fill="000000"/>
+            <w:tcBorders>
+              <w:top w:val="single" w:sz="4" w:space="0" w:color="000000"/>
+              <w:left w:val="single" w:sz="4" w:space="0" w:color="000000"/>
+              <w:bottom w:val="single" w:sz="4" w:space="0" w:color="000000"/>
+              <w:right w:val="single" w:sz="4" w:space="0" w:color="000000"/>
+              <w:insideH w:val="single" w:sz="4" w:space="0" w:color="000000"/>
+              <w:insideV w:val="single" w:sz="4" w:space="0" w:color="000000"/>
+            </w:tcBorders>
+            <w:tcMar>
+              <w:top w:w="80" w:type="dxa"/>
+              <w:start w:w="100" w:type="dxa"/>
+              <w:bottom w:w="80" w:type="dxa"/>
+              <w:end w:w="100" w:type="dxa"/>
+            </w:tcMar>
+          </w:tcPr>
+          <w:p>
+            <w:pPr>
+              <w:keepNext/>
+            </w:pPr>
+            <w:r>
+              <w:rPr>
+                <w:rFonts w:ascii="Arial" w:hAnsi="Arial" w:eastAsia="Arial"/>
+                <w:b/>
+                <w:color w:val="FFFFFF"/>
+                <w:sz w:val="22"/>
+              </w:rPr>
+              <w:t>Validación final</w:t>
+            </w:r>
+          </w:p>
+        </w:tc>
+        <w:tc>
+          <w:tcPr>
+            <w:tcW w:type="dxa" w:w="4320"/>
+            <w:shd w:fill="000000"/>
+            <w:tcBorders>
+              <w:top w:val="single" w:sz="4" w:space="0" w:color="000000"/>
+              <w:left w:val="single" w:sz="4" w:space="0" w:color="000000"/>
+              <w:bottom w:val="single" w:sz="4" w:space="0" w:color="000000"/>
+              <w:right w:val="single" w:sz="4" w:space="0" w:color="000000"/>
+              <w:insideH w:val="single" w:sz="4" w:space="0" w:color="000000"/>
+              <w:insideV w:val="single" w:sz="4" w:space="0" w:color="000000"/>
+            </w:tcBorders>
+            <w:tcMar>
+              <w:top w:w="80" w:type="dxa"/>
+              <w:start w:w="100" w:type="dxa"/>
+              <w:bottom w:w="80" w:type="dxa"/>
+              <w:end w:w="100" w:type="dxa"/>
+            </w:tcMar>
+          </w:tcPr>
+          <w:p>
+            <w:pPr>
+              <w:keepNext/>
+            </w:pPr>
+            <w:r>
+              <w:rPr>
+                <w:rFonts w:ascii="Arial" w:hAnsi="Arial" w:eastAsia="Arial"/>
+                <w:b/>
+                <w:color w:val="FFFFFF"/>
+                <w:sz w:val="22"/>
+              </w:rPr>
+              <w:t>Resultado y alcance</w:t>
+            </w:r>
+          </w:p>
+        </w:tc>
+      </w:tr>
+      <w:tr>
+        <w:trPr>
+          <w:cantSplit/>
+        </w:trPr>
+        <w:tc>
+          <w:tcPr>
+            <w:tcW w:type="dxa" w:w="2268"/>
+            <w:shd w:fill="FFFFFF"/>
+            <w:tcBorders>
+              <w:top w:val="single" w:sz="4" w:space="0" w:color="000000"/>
+              <w:left w:val="single" w:sz="4" w:space="0" w:color="000000"/>
+              <w:bottom w:val="single" w:sz="4" w:space="0" w:color="000000"/>
+              <w:right w:val="single" w:sz="4" w:space="0" w:color="000000"/>
+              <w:insideH w:val="single" w:sz="4" w:space="0" w:color="000000"/>
+              <w:insideV w:val="single" w:sz="4" w:space="0" w:color="000000"/>
+            </w:tcBorders>
+            <w:tcMar>
+              <w:top w:w="80" w:type="dxa"/>
+              <w:start w:w="100" w:type="dxa"/>
+              <w:bottom w:w="80" w:type="dxa"/>
+              <w:end w:w="100" w:type="dxa"/>
+            </w:tcMar>
+            <w:vAlign w:val="center"/>
+          </w:tcPr>
+          <w:p>
+            <w:r>
+              <w:rPr>
+                <w:rFonts w:ascii="Arial" w:hAnsi="Arial" w:eastAsia="Arial"/>
+                <w:color w:val="000000"/>
+                <w:sz w:val="22"/>
+              </w:rPr>
+              <w:t>25 pruebas locales</w:t>
+            </w:r>
+          </w:p>
+        </w:tc>
+        <w:tc>
+          <w:tcPr>
+            <w:tcW w:type="dxa" w:w="6803"/>
+            <w:shd w:fill="FFFFFF"/>
+            <w:tcBorders>
+              <w:top w:val="single" w:sz="4" w:space="0" w:color="000000"/>
+              <w:left w:val="single" w:sz="4" w:space="0" w:color="000000"/>
+              <w:bottom w:val="single" w:sz="4" w:space="0" w:color="000000"/>
+              <w:right w:val="single" w:sz="4" w:space="0" w:color="000000"/>
+              <w:insideH w:val="single" w:sz="4" w:space="0" w:color="000000"/>
+              <w:insideV w:val="single" w:sz="4" w:space="0" w:color="000000"/>
+            </w:tcBorders>
+            <w:tcMar>
+              <w:top w:w="80" w:type="dxa"/>
+              <w:start w:w="100" w:type="dxa"/>
+              <w:bottom w:w="80" w:type="dxa"/>
+              <w:end w:w="100" w:type="dxa"/>
+            </w:tcMar>
+            <w:vAlign w:val="center"/>
+          </w:tcPr>
+          <w:p>
+            <w:r>
+              <w:rPr>
+                <w:rFonts w:ascii="Arial" w:hAnsi="Arial" w:eastAsia="Arial"/>
+                <w:color w:val="000000"/>
+                <w:sz w:val="22"/>
+              </w:rPr>
+              <w:t>Reglas de dominio, reintentos, anulaciones, CSV y recuperación demo aprobadas.</w:t>
+            </w:r>
+          </w:p>
+        </w:tc>
+      </w:tr>
+      <w:tr>
+        <w:trPr>
+          <w:cantSplit/>
+        </w:trPr>
+        <w:tc>
+          <w:tcPr>
+            <w:tcW w:type="dxa" w:w="2268"/>
+            <w:shd w:fill="FFFFFF"/>
+            <w:tcBorders>
+              <w:top w:val="single" w:sz="4" w:space="0" w:color="000000"/>
+              <w:left w:val="single" w:sz="4" w:space="0" w:color="000000"/>
+              <w:bottom w:val="single" w:sz="4" w:space="0" w:color="000000"/>
+              <w:right w:val="single" w:sz="4" w:space="0" w:color="000000"/>
+              <w:insideH w:val="single" w:sz="4" w:space="0" w:color="000000"/>
+              <w:insideV w:val="single" w:sz="4" w:space="0" w:color="000000"/>
+            </w:tcBorders>
+            <w:tcMar>
+              <w:top w:w="80" w:type="dxa"/>
+              <w:start w:w="100" w:type="dxa"/>
+              <w:bottom w:w="80" w:type="dxa"/>
+              <w:end w:w="100" w:type="dxa"/>
+            </w:tcMar>
+            <w:vAlign w:val="center"/>
+          </w:tcPr>
+          <w:p>
+            <w:r>
+              <w:rPr>
+                <w:rFonts w:ascii="Arial" w:hAnsi="Arial" w:eastAsia="Arial"/>
+                <w:color w:val="000000"/>
+                <w:sz w:val="22"/>
+              </w:rPr>
+              <w:t>17 casos HTTP y PostgreSQL</w:t>
+            </w:r>
+          </w:p>
+        </w:tc>
+        <w:tc>
+          <w:tcPr>
+            <w:tcW w:type="dxa" w:w="6803"/>
+            <w:shd w:fill="FFFFFF"/>
+            <w:tcBorders>
+              <w:top w:val="single" w:sz="4" w:space="0" w:color="000000"/>
+              <w:left w:val="single" w:sz="4" w:space="0" w:color="000000"/>
+              <w:bottom w:val="single" w:sz="4" w:space="0" w:color="000000"/>
+              <w:right w:val="single" w:sz="4" w:space="0" w:color="000000"/>
+              <w:insideH w:val="single" w:sz="4" w:space="0" w:color="000000"/>
+              <w:insideV w:val="single" w:sz="4" w:space="0" w:color="000000"/>
+            </w:tcBorders>
+            <w:tcMar>
+              <w:top w:w="80" w:type="dxa"/>
+              <w:start w:w="100" w:type="dxa"/>
+              <w:bottom w:w="80" w:type="dxa"/>
+              <w:end w:w="100" w:type="dxa"/>
+            </w:tcMar>
+            <w:vAlign w:val="center"/>
+          </w:tcPr>
+          <w:p>
+            <w:r>
+              <w:rPr>
+                <w:rFonts w:ascii="Arial" w:hAnsi="Arial" w:eastAsia="Arial"/>
+                <w:color w:val="000000"/>
+                <w:sz w:val="22"/>
+              </w:rPr>
+              <w:t>Servidor real local, esquema desechable, transacciones reales; Auth e IBM simulados para aislamiento.</w:t>
+            </w:r>
+          </w:p>
+        </w:tc>
+      </w:tr>
+      <w:tr>
+        <w:trPr>
+          <w:cantSplit/>
+        </w:trPr>
+        <w:tc>
+          <w:tcPr>
+            <w:tcW w:type="dxa" w:w="2268"/>
+            <w:shd w:fill="FFFFFF"/>
+            <w:tcBorders>
+              <w:top w:val="single" w:sz="4" w:space="0" w:color="000000"/>
+              <w:left w:val="single" w:sz="4" w:space="0" w:color="000000"/>
+              <w:bottom w:val="single" w:sz="4" w:space="0" w:color="000000"/>
+              <w:right w:val="single" w:sz="4" w:space="0" w:color="000000"/>
+              <w:insideH w:val="single" w:sz="4" w:space="0" w:color="000000"/>
+              <w:insideV w:val="single" w:sz="4" w:space="0" w:color="000000"/>
+            </w:tcBorders>
+            <w:tcMar>
+              <w:top w:w="80" w:type="dxa"/>
+              <w:start w:w="100" w:type="dxa"/>
+              <w:bottom w:w="80" w:type="dxa"/>
+              <w:end w:w="100" w:type="dxa"/>
+            </w:tcMar>
+            <w:vAlign w:val="center"/>
+          </w:tcPr>
+          <w:p>
+            <w:r>
+              <w:rPr>
+                <w:rFonts w:ascii="Arial" w:hAnsi="Arial" w:eastAsia="Arial"/>
+                <w:color w:val="000000"/>
+                <w:sz w:val="22"/>
+              </w:rPr>
+              <w:t>11 recorridos de interfaz</w:t>
+            </w:r>
+          </w:p>
+        </w:tc>
+        <w:tc>
+          <w:tcPr>
+            <w:tcW w:type="dxa" w:w="6803"/>
+            <w:shd w:fill="FFFFFF"/>
+            <w:tcBorders>
+              <w:top w:val="single" w:sz="4" w:space="0" w:color="000000"/>
+              <w:left w:val="single" w:sz="4" w:space="0" w:color="000000"/>
+              <w:bottom w:val="single" w:sz="4" w:space="0" w:color="000000"/>
+              <w:right w:val="single" w:sz="4" w:space="0" w:color="000000"/>
+              <w:insideH w:val="single" w:sz="4" w:space="0" w:color="000000"/>
+              <w:insideV w:val="single" w:sz="4" w:space="0" w:color="000000"/>
+            </w:tcBorders>
+            <w:tcMar>
+              <w:top w:w="80" w:type="dxa"/>
+              <w:start w:w="100" w:type="dxa"/>
+              <w:bottom w:w="80" w:type="dxa"/>
+              <w:end w:w="100" w:type="dxa"/>
+            </w:tcMar>
+            <w:vAlign w:val="center"/>
+          </w:tcPr>
+          <w:p>
+            <w:r>
+              <w:rPr>
+                <w:rFonts w:ascii="Arial" w:hAnsi="Arial" w:eastAsia="Arial"/>
+                <w:color w:val="000000"/>
+                <w:sz w:val="22"/>
+              </w:rPr>
+              <w:t>Datos ficticios en contexto limpio, interacción real, descargas y vista móvil; cero errores y advertencias.</w:t>
+            </w:r>
+          </w:p>
+        </w:tc>
+      </w:tr>
+      <w:tr>
+        <w:trPr>
+          <w:cantSplit/>
+        </w:trPr>
+        <w:tc>
+          <w:tcPr>
+            <w:tcW w:type="dxa" w:w="2268"/>
+            <w:shd w:fill="FFFFFF"/>
+            <w:tcBorders>
+              <w:top w:val="single" w:sz="4" w:space="0" w:color="000000"/>
+              <w:left w:val="single" w:sz="4" w:space="0" w:color="000000"/>
+              <w:bottom w:val="single" w:sz="4" w:space="0" w:color="000000"/>
+              <w:right w:val="single" w:sz="4" w:space="0" w:color="000000"/>
+              <w:insideH w:val="single" w:sz="4" w:space="0" w:color="000000"/>
+              <w:insideV w:val="single" w:sz="4" w:space="0" w:color="000000"/>
+            </w:tcBorders>
+            <w:tcMar>
+              <w:top w:w="80" w:type="dxa"/>
+              <w:start w:w="100" w:type="dxa"/>
+              <w:bottom w:w="80" w:type="dxa"/>
+              <w:end w:w="100" w:type="dxa"/>
+            </w:tcMar>
+            <w:vAlign w:val="center"/>
+          </w:tcPr>
+          <w:p>
+            <w:r>
+              <w:rPr>
+                <w:rFonts w:ascii="Arial" w:hAnsi="Arial" w:eastAsia="Arial"/>
+                <w:color w:val="000000"/>
+                <w:sz w:val="22"/>
+              </w:rPr>
+              <w:t>8 consultas IBM reales</w:t>
+            </w:r>
+          </w:p>
+        </w:tc>
+        <w:tc>
+          <w:tcPr>
+            <w:tcW w:type="dxa" w:w="6803"/>
+            <w:shd w:fill="FFFFFF"/>
+            <w:tcBorders>
+              <w:top w:val="single" w:sz="4" w:space="0" w:color="000000"/>
+              <w:left w:val="single" w:sz="4" w:space="0" w:color="000000"/>
+              <w:bottom w:val="single" w:sz="4" w:space="0" w:color="000000"/>
+              <w:right w:val="single" w:sz="4" w:space="0" w:color="000000"/>
+              <w:insideH w:val="single" w:sz="4" w:space="0" w:color="000000"/>
+              <w:insideV w:val="single" w:sz="4" w:space="0" w:color="000000"/>
+            </w:tcBorders>
+            <w:tcMar>
+              <w:top w:w="80" w:type="dxa"/>
+              <w:start w:w="100" w:type="dxa"/>
+              <w:bottom w:w="80" w:type="dxa"/>
+              <w:end w:w="100" w:type="dxa"/>
+            </w:tcMar>
+            <w:vAlign w:val="center"/>
+          </w:tcPr>
+          <w:p>
+            <w:r>
+              <w:rPr>
+                <w:rFonts w:ascii="Arial" w:hAnsi="Arial" w:eastAsia="Arial"/>
+                <w:color w:val="000000"/>
+                <w:sz w:val="22"/>
+              </w:rPr>
+              <w:t>Las ocho respuestas publicadas coinciden con el contenido esperado.</w:t>
+            </w:r>
+          </w:p>
+        </w:tc>
+      </w:tr>
+      <w:tr>
+        <w:trPr>
+          <w:cantSplit/>
+        </w:trPr>
+        <w:tc>
+          <w:tcPr>
+            <w:tcW w:type="dxa" w:w="2268"/>
+            <w:shd w:fill="FFFFFF"/>
+            <w:tcBorders>
+              <w:top w:val="single" w:sz="4" w:space="0" w:color="000000"/>
+              <w:left w:val="single" w:sz="4" w:space="0" w:color="000000"/>
+              <w:bottom w:val="single" w:sz="4" w:space="0" w:color="000000"/>
+              <w:right w:val="single" w:sz="4" w:space="0" w:color="000000"/>
+              <w:insideH w:val="single" w:sz="4" w:space="0" w:color="000000"/>
+              <w:insideV w:val="single" w:sz="4" w:space="0" w:color="000000"/>
+            </w:tcBorders>
+            <w:tcMar>
+              <w:top w:w="80" w:type="dxa"/>
+              <w:start w:w="100" w:type="dxa"/>
+              <w:bottom w:w="80" w:type="dxa"/>
+              <w:end w:w="100" w:type="dxa"/>
+            </w:tcMar>
+            <w:vAlign w:val="center"/>
+          </w:tcPr>
+          <w:p>
+            <w:r>
+              <w:rPr>
+                <w:rFonts w:ascii="Arial" w:hAnsi="Arial" w:eastAsia="Arial"/>
+                <w:color w:val="000000"/>
+                <w:sz w:val="22"/>
+              </w:rPr>
+              <w:t>Publicación</w:t>
+            </w:r>
+          </w:p>
+        </w:tc>
+        <w:tc>
+          <w:tcPr>
+            <w:tcW w:type="dxa" w:w="6803"/>
+            <w:shd w:fill="FFFFFF"/>
+            <w:tcBorders>
+              <w:top w:val="single" w:sz="4" w:space="0" w:color="000000"/>
+              <w:left w:val="single" w:sz="4" w:space="0" w:color="000000"/>
+              <w:bottom w:val="single" w:sz="4" w:space="0" w:color="000000"/>
+              <w:right w:val="single" w:sz="4" w:space="0" w:color="000000"/>
+              <w:insideH w:val="single" w:sz="4" w:space="0" w:color="000000"/>
+              <w:insideV w:val="single" w:sz="4" w:space="0" w:color="000000"/>
+            </w:tcBorders>
+            <w:tcMar>
+              <w:top w:w="80" w:type="dxa"/>
+              <w:start w:w="100" w:type="dxa"/>
+              <w:bottom w:w="80" w:type="dxa"/>
+              <w:end w:w="100" w:type="dxa"/>
+            </w:tcMar>
+            <w:vAlign w:val="center"/>
+          </w:tcPr>
+          <w:p>
+            <w:r>
+              <w:rPr>
+                <w:rFonts w:ascii="Arial" w:hAnsi="Arial" w:eastAsia="Arial"/>
+                <w:color w:val="000000"/>
+                <w:sz w:val="22"/>
+              </w:rPr>
+              <w:t>GitHub Pages y Render actualizados; readiness 200, rutas privadas 401 sin sesión, CORS permitido.</w:t>
+            </w:r>
+          </w:p>
+        </w:tc>
+      </w:tr>
+      <w:tr>
+        <w:trPr>
+          <w:cantSplit/>
+        </w:trPr>
+        <w:tc>
+          <w:tcPr>
+            <w:tcW w:type="dxa" w:w="2268"/>
+            <w:shd w:fill="FFFFFF"/>
+            <w:tcBorders>
+              <w:top w:val="single" w:sz="4" w:space="0" w:color="000000"/>
+              <w:left w:val="single" w:sz="4" w:space="0" w:color="000000"/>
+              <w:bottom w:val="single" w:sz="4" w:space="0" w:color="000000"/>
+              <w:right w:val="single" w:sz="4" w:space="0" w:color="000000"/>
+              <w:insideH w:val="single" w:sz="4" w:space="0" w:color="000000"/>
+              <w:insideV w:val="single" w:sz="4" w:space="0" w:color="000000"/>
+            </w:tcBorders>
+            <w:tcMar>
+              <w:top w:w="80" w:type="dxa"/>
+              <w:start w:w="100" w:type="dxa"/>
+              <w:bottom w:w="80" w:type="dxa"/>
+              <w:end w:w="100" w:type="dxa"/>
+            </w:tcMar>
+            <w:vAlign w:val="center"/>
+          </w:tcPr>
+          <w:p>
+            <w:r>
+              <w:rPr>
+                <w:rFonts w:ascii="Arial" w:hAnsi="Arial" w:eastAsia="Arial"/>
+                <w:color w:val="000000"/>
+                <w:sz w:val="22"/>
+              </w:rPr>
+              <w:t>Asistencia y aceptación</w:t>
+            </w:r>
+          </w:p>
+        </w:tc>
+        <w:tc>
+          <w:tcPr>
+            <w:tcW w:type="dxa" w:w="6803"/>
+            <w:shd w:fill="FFFFFF"/>
+            <w:tcBorders>
+              <w:top w:val="single" w:sz="4" w:space="0" w:color="000000"/>
+              <w:left w:val="single" w:sz="4" w:space="0" w:color="000000"/>
+              <w:bottom w:val="single" w:sz="4" w:space="0" w:color="000000"/>
+              <w:right w:val="single" w:sz="4" w:space="0" w:color="000000"/>
+              <w:insideH w:val="single" w:sz="4" w:space="0" w:color="000000"/>
+              <w:insideV w:val="single" w:sz="4" w:space="0" w:color="000000"/>
+            </w:tcBorders>
+            <w:tcMar>
+              <w:top w:w="80" w:type="dxa"/>
+              <w:start w:w="100" w:type="dxa"/>
+              <w:bottom w:w="80" w:type="dxa"/>
+              <w:end w:w="100" w:type="dxa"/>
+            </w:tcMar>
+            <w:vAlign w:val="center"/>
+          </w:tcPr>
+          <w:p>
+            <w:r>
+              <w:rPr>
+                <w:rFonts w:ascii="Arial" w:hAnsi="Arial" w:eastAsia="Arial"/>
+                <w:color w:val="000000"/>
+                <w:sz w:val="22"/>
+              </w:rPr>
+              <w:t>Actividades propuestas; las fechas, horas, firmas y aceptación de negocio corresponden al equipo y a la docente.</w:t>
+            </w:r>
+          </w:p>
+        </w:tc>
+      </w:tr>
+    </w:tbl>
+    <w:p/>
+    <w:p>
+      <w:pPr>
+        <w:pStyle w:val="Heading1"/>
+        <w:keepNext/>
+        <w:keepLines/>
+      </w:pPr>
+      <w:r>
+        <w:rPr>
+          <w:rFonts w:ascii="Arial" w:hAnsi="Arial" w:eastAsia="Arial"/>
+          <w:color w:val="000000"/>
+          <w:sz w:val="22"/>
+        </w:rPr>
+        <w:t>Conclusiones</w:t>
       </w:r>
     </w:p>
     <w:p>
@@ -8570,7 +9168,7 @@
           <w:color w:val="000000"/>
           <w:sz w:val="22"/>
         </w:rPr>
-        <w:t>12. Recomendaciones</w:t>
+        <w:t>Recomendaciones</w:t>
       </w:r>
     </w:p>
     <w:p>
@@ -8609,7 +9207,7 @@
           <w:color w:val="000000"/>
           <w:sz w:val="22"/>
         </w:rPr>
-        <w:t>3. Antes de operar, validar autenticación, roles, auditoría y recuperación del respaldo en el entorno publicado; proteger credenciales y gestionar los datos personales.</w:t>
+        <w:t>3. Mantener copias privadas, ensayar la recuperación en un destino nuevo y revisar la vigencia del Trial de IBM; conservar la ayuda local y proteger las credenciales.</w:t>
       </w:r>
     </w:p>
     <w:p>
@@ -8624,7 +9222,7 @@
           <w:color w:val="000000"/>
           <w:sz w:val="22"/>
         </w:rPr>
-        <w:t>13. Glosario</w:t>
+        <w:t>Glosario</w:t>
       </w:r>
     </w:p>
     <w:tbl>
@@ -9310,7 +9908,7 @@
                 <w:color w:val="000000"/>
                 <w:sz w:val="22"/>
               </w:rPr>
-              <w:t>Servicio conversacional de IBM considerado para una integración futura.</w:t>
+              <w:t>Servicio conversacional de IBM integrado mediante Assistant builder de watsonx Orchestrate; Trial gratuito limitado a 30 días.</w:t>
             </w:r>
           </w:p>
         </w:tc>
@@ -9329,7 +9927,7 @@
           <w:color w:val="000000"/>
           <w:sz w:val="22"/>
         </w:rPr>
-        <w:t>14. Bibliografía</w:t>
+        <w:t>Bibliografía</w:t>
       </w:r>
     </w:p>
     <w:p>
@@ -9368,7 +9966,7 @@
           <w:color w:val="000000"/>
           <w:sz w:val="22"/>
         </w:rPr>
-        <w:t>Autoridad Nacional de Protección de Datos Personales. Nuevo Reglamento de Protección de Datos Personales. https://www.gob.pe/institucion/anpd/campanas/128319-nuevo-reglamento-de-proteccion-de-datos-personales</w:t>
+        <w:t>Autoridad Nacional de Protección de Datos Personales. Nuevo Reglamento de Protección de Datos Personales. https://www.gob.pe/institucion/anpd/campa%C3%B1as/128319-nuevo-reglamento-de-proteccion-de-datos-personales</w:t>
       </w:r>
     </w:p>
     <w:p>
@@ -9411,6 +10009,16 @@
       </w:r>
     </w:p>
     <w:p>
+      <w:r>
+        <w:rPr>
+          <w:rFonts w:ascii="Arial" w:hAnsi="Arial" w:eastAsia="Arial"/>
+          <w:color w:val="000000"/>
+          <w:sz w:val="22"/>
+        </w:rPr>
+        <w:t>Bibliografía técnica complementaria: IBM, Assistant v2 API, https://cloud.ibm.com/apidocs/assistant-v2; IBM, acceso al Trial de watsonx Orchestrate, https://www.ibm.com/docs/en/watsonx/watson-orchestrate/base?topic=orchestrate-accessing-watsonx-trial-version; Supabase, Auth getUser, https://supabase.com/docs/reference/javascript/auth-getuser. Consulta del 11 de octubre de 2026.</w:t>
+      </w:r>
+    </w:p>
+    <w:p>
       <w:pPr>
         <w:pStyle w:val="Heading1"/>
         <w:keepNext/>
@@ -9422,7 +10030,7 @@
           <w:color w:val="000000"/>
           <w:sz w:val="22"/>
         </w:rPr>
-        <w:t>15. Anexos</w:t>
+        <w:t>Anexos</w:t>
       </w:r>
     </w:p>
     <w:p>
@@ -9556,7 +10164,7 @@
                 <w:color w:val="000000"/>
                 <w:sz w:val="22"/>
               </w:rPr>
-              <w:t>Gonzalo Yoel Choque Becerra</w:t>
+              <w:t>Gonsalo Yoel Choque Becerra</w:t>
             </w:r>
           </w:p>
         </w:tc>
@@ -9820,7 +10428,7 @@
           <w:color w:val="000000"/>
           <w:sz w:val="22"/>
         </w:rPr>
-        <w:t>Capturas de referencia: docs/evidencias/EVID_visual_escritorio.png y EVID_visual_movil.png. Se adjuntan fuera de este informe para conservar el documento en blanco y negro.</w:t>
+        <w:t>Anexo_Validacion_Final_Grupo10.docx contiene las capturas actuales a color y los resultados de pruebas. Los archivos originales se adjuntan en Evidencias.</w:t>
       </w:r>
     </w:p>
     <w:p>
@@ -9901,41 +10509,6 @@
           <w:sz w:val="22"/>
         </w:rPr>
         <w:t>Completar las actas o firmas de aceptación solo con la participación efectiva de las personas correspondientes.</w:t>
-      </w:r>
-    </w:p>
-    <w:p>
-      <w:pPr>
-        <w:pStyle w:val="Heading1"/>
-        <w:keepNext/>
-        <w:keepLines/>
-      </w:pPr>
-      <w:r>
-        <w:rPr>
-          <w:rFonts w:ascii="Arial" w:hAnsi="Arial" w:eastAsia="Arial"/>
-          <w:color w:val="000000"/>
-          <w:sz w:val="22"/>
-        </w:rPr>
-        <w:t>Actualización operativa al 04-10-2026</w:t>
-      </w:r>
-    </w:p>
-    <w:p>
-      <w:r>
-        <w:rPr>
-          <w:rFonts w:ascii="Arial" w:hAnsi="Arial" w:eastAsia="Arial"/>
-          <w:color w:val="000000"/>
-          <w:sz w:val="22"/>
-        </w:rPr>
-        <w:t>Se implementaron Supabase Auth y permisos administrador/cajero, ajustes con motivo y control de versión, venta con identificador de reintento, anulaciones con devolución única de stock, historial y constancia interna, proveedores y configuración persistentes, auditoría y respaldo JSON. Los reportes usan fecha de Lima y detalles de venta; no se inventan costos históricos.</w:t>
-      </w:r>
-    </w:p>
-    <w:p>
-      <w:r>
-        <w:rPr>
-          <w:rFonts w:ascii="Arial" w:hAnsi="Arial" w:eastAsia="Arial"/>
-          <w:color w:val="000000"/>
-          <w:sz w:val="22"/>
-        </w:rPr>
-        <w:t>Validación técnica: 18 pruebas locales aprobadas y compilaciones correctas. Render está publicado y conectado a Supabase con TLS y certificado validado; /api/health/ready responde HTTP 200 y las rutas privadas rechazan acceso anónimo. GitHub Pages usa la API remota. Falta confirmar la cuenta inicial, probar operaciones autenticadas y registrar aceptación del Grupo 10. Evidencia: docs/evidencias/validacion_tecnica_2026-10-04.md.</w:t>
       </w:r>
     </w:p>
     <w:sectPr>
